--- a/assets/pme_memo_temp.docx
+++ b/assets/pme_memo_temp.docx
@@ -303,21 +303,12 @@
                 <w:u w:val="single"/>
               </w:rPr>
             </w:pPr>
-            <w:proofErr w:type="spellStart"/>
             <w:r>
               <w:rPr>
                 <w:rFonts w:ascii="Kokila" w:hAnsi="Kokila" w:cs="Kokila"/>
                 <w:u w:val="single"/>
               </w:rPr>
-              <w:t>SRC</w:t>
-            </w:r>
-            <w:proofErr w:type="spellEnd"/>
-            <w:r>
-              <w:rPr>
-                <w:rFonts w:ascii="Kokila" w:hAnsi="Kokila" w:cs="Kokila"/>
-                <w:u w:val="single"/>
-              </w:rPr>
-              <w:t>-R 1 Appx. III (Form-5)</w:t>
+              <w:t>SRC-R 1 Appx. III (Form-5)</w:t>
             </w:r>
           </w:p>
           <w:p>
@@ -1749,8 +1740,6 @@
           <w:rFonts w:cs="Mangal"/>
         </w:rPr>
       </w:pPr>
-      <w:bookmarkStart w:id="0" w:name="_GoBack"/>
-      <w:bookmarkEnd w:id="0"/>
     </w:p>
     <w:tbl>
       <w:tblPr>
@@ -2051,21 +2040,12 @@
                 <w:u w:val="single"/>
               </w:rPr>
             </w:pPr>
-            <w:proofErr w:type="spellStart"/>
             <w:r>
               <w:rPr>
                 <w:rFonts w:ascii="Kokila" w:hAnsi="Kokila" w:cs="Kokila"/>
                 <w:u w:val="single"/>
               </w:rPr>
-              <w:t>SRC</w:t>
-            </w:r>
-            <w:proofErr w:type="spellEnd"/>
-            <w:r>
-              <w:rPr>
-                <w:rFonts w:ascii="Kokila" w:hAnsi="Kokila" w:cs="Kokila"/>
-                <w:u w:val="single"/>
-              </w:rPr>
-              <w:t>-R 1 Appx. III (Form-5)</w:t>
+              <w:t>SRC-R 1 Appx. III (Form-5)</w:t>
             </w:r>
           </w:p>
           <w:p>
@@ -2281,8 +2261,28 @@
               <w:rPr>
                 <w:rFonts w:ascii="Kokila" w:hAnsi="Kokila" w:cs="Kokila" w:hint="cs"/>
               </w:rPr>
-              <w:t>:  ACMS/NKJ</w:t>
-            </w:r>
+              <w:t xml:space="preserve">:  </w:t>
+            </w:r>
+            <w:r>
+              <w:rPr>
+                <w:rFonts w:ascii="Kokila" w:hAnsi="Kokila" w:cs="Kokila" w:hint="cs"/>
+              </w:rPr>
+              <w:t>S</w:t>
+            </w:r>
+            <w:r>
+              <w:rPr>
+                <w:rFonts w:ascii="Kokila" w:hAnsi="Kokila" w:cs="Kokila"/>
+              </w:rPr>
+              <w:t xml:space="preserve">r. DMO </w:t>
+            </w:r>
+            <w:r>
+              <w:rPr>
+                <w:rFonts w:ascii="Kokila" w:hAnsi="Kokila" w:cs="Kokila" w:hint="cs"/>
+              </w:rPr>
+              <w:t>/NKJ</w:t>
+            </w:r>
+            <w:bookmarkStart w:id="0" w:name="_GoBack"/>
+            <w:bookmarkEnd w:id="0"/>
           </w:p>
         </w:tc>
       </w:tr>
